--- a/zaini_case_audit_output/outputs/word/documents/125_مزرعة الوادي 1435 (zip).docx
+++ b/zaini_case_audit_output/outputs/word/documents/125_مزرعة الوادي 1435 (zip).docx
@@ -53,6 +53,20 @@
         <w:t>[مخرج آلي / Script Output - سماوي]  [مخرج آلي يحتاج مراجعة بشرية - وردي]</w:t>
       </w:r>
     </w:p>
+    <w:p>
+      <w:pPr>
+        <w:jc w:val="right"/>
+        <w:bidi/>
+      </w:pPr>
+      <w:r>
+        <w:rPr>
+          <w:b w:val="0"/>
+          <w:i/>
+          <w:color w:val="C00000"/>
+        </w:rPr>
+        <w:t>[نص ممسوح OCR صُحِّح ترتيبه آلياً — قد يحتوي أخطاء طفيفة]</w:t>
+      </w:r>
+    </w:p>
     <w:p/>
     <w:p>
       <w:pPr>
@@ -141,7 +155,7 @@
           <w:b w:val="0"/>
           <w:i w:val="0"/>
         </w:rPr>
-        <w:t>50١4/04/67  :خيراتلا‎</w:t>
+        <w:t>‎التاريخ:  50١4/04/67</w:t>
       </w:r>
     </w:p>
     <w:p>
@@ -1327,7 +1341,7 @@
           <w:b w:val="0"/>
           <w:i w:val="0"/>
         </w:rPr>
-        <w:t>‎CM‏ مسبم ‎ee‏ ري إن</w:t>
+        <w:t>نإ ير ‏ee‎ مبسم ‏CM‎</w:t>
       </w:r>
     </w:p>
     <w:p>
@@ -2656,7 +2670,7 @@
           <w:b w:val="0"/>
           <w:i w:val="0"/>
         </w:rPr>
-        <w:t>eLoz'ol'22 LOZ ~ fees see h) ‏وميس مج مج مسب وب‎ Ce eh LOZ *</w:t>
+        <w:t>* LOZ eh Ce ‎بو بسم جم جم سيمو‏ (h see fees ~ LOZ 22'ol'eLoz</w:t>
       </w:r>
     </w:p>
     <w:p>
@@ -3583,7 +3597,7 @@
         <w:br/>
         <w:t>-9 ELOT CL OL | SESSPHY/O- Jerson a? ‏حضتت‎ retry Rome ‏وجو‎ ste(SL) © OOOL 6“</w:t>
         <w:br/>
-        <w:t>—sG 206210! 0988 = |] ‏كصب‎ rae Fim cry ‏لي لسرم‎ [Rare er ‏ويسم‎ *</w:t>
+        <w:t>* ‎مسيو‏ er Rare] ‎مرسل يل‏ cry Fim rae ‎بصك‏ [| = 0988 !206210 sG—</w:t>
         <w:br/>
         <w:t>“P 5106:51:60 | SLZEZOHAC~ [ery sy ‏سيت‎ (Rare Whore tty TAO of? ee ‏رصي ببس‎ eT”</w:t>
         <w:br/>

--- a/zaini_case_audit_output/outputs/word/documents/125_مزرعة الوادي 1435 (zip).docx
+++ b/zaini_case_audit_output/outputs/word/documents/125_مزرعة الوادي 1435 (zip).docx
@@ -78,7 +78,7 @@
           <w:b w:val="0"/>
           <w:i w:val="0"/>
         </w:rPr>
-        <w:t>[أرشيف 1Hhm9p0FlVa4m5mpt8ZAMzbkQ5EOLhh9o.zip - عدد الملفات الداخلية: 5 - طريقة: zip]</w:t>
+        <w:t>[zip :ةقيرط - 5 :ةيلخادلا تافلملا ددع - 1Hhm9p0FlVa4m5mpt8ZAMzbkQ5EOLhh9o.zip فيشرأ]</w:t>
       </w:r>
     </w:p>
     <w:p>
@@ -142,7 +142,7 @@
           <w:b w:val="0"/>
           <w:i w:val="0"/>
         </w:rPr>
-        <w:t>بيان القيد: المنصرف على شركة اسامة زينى الزراعية والحيوانية عن شهر يناير ‎٠14‏ 1 بواسطة مزرعةالدواجن الصفحة: ‎١‏</w:t>
+        <w:t>‏١‎ :ةحفصلا نجاودلاةعرزم ةطساوب 1 ‏٠14‎ رياني رهش نع ةيناويحلاو ةيعارزلا ىنيز ةماسا ةكرش ىلع فرصنملا :ديقلا نايب</w:t>
       </w:r>
     </w:p>
     <w:p>
@@ -155,7 +155,7 @@
           <w:b w:val="0"/>
           <w:i w:val="0"/>
         </w:rPr>
-        <w:t>‎التاريخ:  50١4/04/67</w:t>
+        <w:t>50١4/04/67  :خيراتلا‎</w:t>
       </w:r>
     </w:p>
     <w:p>
@@ -168,7 +168,7 @@
           <w:b w:val="0"/>
           <w:i w:val="0"/>
         </w:rPr>
-        <w:t>المدين الدائن رقم الحساب] اسم الحساب</w:t>
+        <w:t>باسحلا مسا [باسحلا مقر نئادلا نيدملا</w:t>
         <w:br/>
         <w:t>|اللتلسُشسوينن 82865 أشركة اسامه احمد زيني المنصرف على شركة اسامة زينى الزراعية</w:t>
       </w:r>
@@ -247,15 +247,15 @@
           <w:b w:val="0"/>
           <w:i w:val="0"/>
         </w:rPr>
-        <w:t>شركة مزرعة ‎gals‏ خاطمة للدواجن المحدودة</w:t>
+        <w:t>ةدودحملا نجاودلل ةمطاخ ‏gals‎ ةعرزم ةكرش</w:t>
         <w:br/>
         <w:t>شركة ذات مسنئولية محدودة</w:t>
         <w:br/>
-        <w:t>رأس المال المدفوع ‎70,600,5٠٠‏ ريال سعودي</w:t>
+        <w:t>يدوعس لاير ‏5٠٠,600,70‎ عوفدملا لاملا سأر</w:t>
         <w:br/>
         <w:t>سرت ‎$e KAN‏</w:t>
         <w:br/>
-        <w:t>جدة - الملكة العربية السعودية</w:t>
+        <w:t>ةيدوعسلا ةيبرعلا ةكلملا - ةدج</w:t>
       </w:r>
     </w:p>
     <w:p>
@@ -270,7 +270,7 @@
         </w:rPr>
         <w:t>التاريخ : 1435/04/10 —</w:t>
         <w:br/>
-        <w:t>الموافق : 2014/02/10 م</w:t>
+        <w:t>م 2014/02/10 : قفاوملا</w:t>
       </w:r>
     </w:p>
     <w:p>
@@ -283,7 +283,7 @@
           <w:b w:val="0"/>
           <w:i w:val="0"/>
         </w:rPr>
-        <w:t>سعادة الشيسخ /رأ سا مة أحمد زينى .</w:t>
+        <w:t>. ىنيز دمحأ ةم اس أر/ خسيشلا ةداعس</w:t>
       </w:r>
     </w:p>
     <w:p>
@@ -296,7 +296,7 @@
           <w:b w:val="0"/>
           <w:i w:val="0"/>
         </w:rPr>
-        <w:t>الموقر 3</w:t>
+        <w:t>3 رقوملا</w:t>
       </w:r>
     </w:p>
     <w:p>
@@ -324,7 +324,7 @@
         </w:rPr>
         <w:t>مرفق لسعادتكم طيه كش وف الحسابات لمصروفات كلا مسن</w:t>
         <w:br/>
-        <w:t>البسستان ومشروع الأغنام و الفيلا بالوادي عن شهريناير 2014 م</w:t>
+        <w:t>م 2014 ريانيرهش نع يداولاب اليفلا و مانغألا عورشمو ناتسسبلا</w:t>
         <w:br/>
         <w:t>بمبلغ و قدره (92,573.91) أثنان وتسعون ألفا وخمسمائة وثلاثة وسبعون</w:t>
         <w:br/>
@@ -347,7 +347,7 @@
           <w:b w:val="0"/>
           <w:i w:val="0"/>
         </w:rPr>
-        <w:t>نرجو التكرم بتعميد الإدارة المالية لأصدار شيك لحسابنا ‎doped‏</w:t>
+        <w:t>‏doped‎ انباسحل كيش رادصأل ةيلاملا ةرادإلا ديمعتب مركتلا وجرن</w:t>
       </w:r>
     </w:p>
     <w:p>
@@ -360,7 +360,7 @@
           <w:b w:val="0"/>
           <w:i w:val="0"/>
         </w:rPr>
-        <w:t>وأستعاضة المصروفات الشهرية للمزرعة. 2</w:t>
+        <w:t>2 .ةعرزملل ةيرهشلا تافورصملا ةضاعتسأو</w:t>
       </w:r>
     </w:p>
     <w:p>
@@ -386,7 +386,7 @@
           <w:b w:val="0"/>
           <w:i w:val="0"/>
         </w:rPr>
-        <w:t>٠١0955 )0( 7 554١51١6 , ‏فاكس‎ - © FATT (5 OMEVAYY — OMENN EY , ‏هاتف‎ - VIAN ‏المزرعة 1 ص.ب : 755 - الجموم‎</w:t>
+        <w:t>‎مومجلا - 755 : ب.ص 1 ةعرزملا‏ VIAN - ‎فتاه‏ , EY OMENN — OMEVAYY 5) FATT © - ‎سكاف‏ , 554١51١6 7 )0( ٠١0955</w:t>
         <w:br/>
         <w:t>Farm - P.O. Box : 269 - Al-Jumoom 21926 - Tel. : 00966 )0( 2 5941907 / 5941923 - Fax: 00966 (0) 2 5941915</w:t>
         <w:br/>
@@ -405,7 +405,7 @@
         </w:rPr>
         <w:t>[صفحة 3 - OCR]</w:t>
         <w:br/>
-        <w:t>امزرعة الشيخ أحمد زينى</w:t>
+        <w:t>ىنيز دمحأ خيشلا ةعرزما</w:t>
         <w:br/>
         <w:t>حساب شهريناير 2014م</w:t>
       </w:r>
@@ -500,7 +500,7 @@
         <w:br/>
         <w:t>JANUARY , 2014</w:t>
         <w:br/>
-        <w:t>‏البيان البستان‎</w:t>
+        <w:t>‎ناتسبلا نايبلا‏</w:t>
         <w:br/>
         <w:t>Garden Details</w:t>
       </w:r>
@@ -515,7 +515,7 @@
           <w:b w:val="0"/>
           <w:i w:val="0"/>
         </w:rPr>
-        <w:t>شراء أسمنت ومراوح شفط لزوم سكن العمال بالبستان .</w:t>
+        <w:t>. ناتسبلاب لامعلا نكس موزل طفش حوارمو تنمسأ ءارش</w:t>
       </w:r>
     </w:p>
     <w:p>
@@ -528,7 +528,7 @@
           <w:b w:val="0"/>
           <w:i w:val="0"/>
         </w:rPr>
-        <w:t>بدل وقت أضافى لعمالة البستان خلال شهر ديسمير 2013 م</w:t>
+        <w:t>م 2013 ريمسيد رهش لالخ ناتسبلا ةلامعل ىفاضأ تقو لدب</w:t>
       </w:r>
     </w:p>
     <w:p>
@@ -541,7 +541,7 @@
           <w:b w:val="0"/>
           <w:i w:val="0"/>
         </w:rPr>
-        <w:t>قطع غيار بيد مندوب مشتريات الدواجن لسيارة البستان ف/1115.01353,01474 .</w:t>
+        <w:t>. 01474,/1115.01353ف ناتسبلا ةرايسل نجاودلا تايرتشم بودنم ديب رايغ عطق</w:t>
       </w:r>
     </w:p>
     <w:p>
@@ -554,9 +554,9 @@
           <w:b w:val="0"/>
           <w:i w:val="0"/>
         </w:rPr>
-        <w:t>شراء أدوات صحية لزوم سباكة سكن العمال بيد مندوب الدواجن ف/06718:2552:25905:09</w:t>
-        <w:br/>
-        <w:t>شراء طوب (يلوك) وأسمنت لترميم وتجديد سكن العمال كالمرفق .</w:t>
+        <w:t>/06718:2552:25905:09ف نجاودلا بودنم ديب لامعلا نكس ةكابس موزل ةيحص تاودأ ءارش</w:t>
+        <w:br/>
+        <w:t>. قفرملاك لامعلا نكس ديدجتو ميمرتل تنمسأو (كولي) بوط ءارش</w:t>
       </w:r>
     </w:p>
     <w:p>
@@ -582,7 +582,7 @@
           <w:b w:val="0"/>
           <w:i w:val="0"/>
         </w:rPr>
-        <w:t>محروقات البستان من بترول عبرمحطة ممر الظهران خلال شهر ديسمبر 2013 م .</w:t>
+        <w:t>. م 2013 ربمسيد رهش لالخ نارهظلا رمم ةطحمربع لورتب نم ناتسبلا تاقورحم</w:t>
       </w:r>
     </w:p>
     <w:p>
@@ -595,7 +595,7 @@
           <w:b w:val="0"/>
           <w:i w:val="0"/>
         </w:rPr>
-        <w:t>شراء أطار مكيف وقطع غيار للسيارة ‎(Liga)‏ اليك أب للبستان ف/07058:00704 .</w:t>
+        <w:t>. /07058:00704ف ناتسبلل بأ كيلا ‏(Liga)‎ ةرايسلل رايغ عطقو فيكم راطأ ءارش</w:t>
       </w:r>
     </w:p>
     <w:p>
@@ -621,7 +621,7 @@
           <w:b w:val="0"/>
           <w:i w:val="0"/>
         </w:rPr>
-        <w:t>شراء أسمنت لسكن العمال ق/14281 .</w:t>
+        <w:t>. /14281ق لامعلا نكسل تنمسأ ءارش</w:t>
       </w:r>
     </w:p>
     <w:p>
@@ -634,15 +634,15 @@
           <w:b w:val="0"/>
           <w:i w:val="0"/>
         </w:rPr>
-        <w:t>بشن ترميم حمامات وسكن العمال للبستان حسب الأتفاق المبرم .</w:t>
+        <w:t>. مربملا قافتألا بسح ناتسبلل لامعلا نكسو تامامح ميمرت نشب</w:t>
         <w:br/>
         <w:t>مواد بناء أشتريت بيد مندوب مشتريات الدواجن ف/34268.1527 .</w:t>
         <w:br/>
-        <w:t>رواتب وأجور عمال البستان عن شهر يناير 2014 م.</w:t>
+        <w:t>.م 2014 رياني رهش نع ناتسبلا لامع روجأو بتاور</w:t>
         <w:br/>
         <w:t>أدوات كهربائية وقطع غيار للبستان وفقا للفواتير المرفقة .</w:t>
         <w:br/>
-        <w:t>مسحوبات اليستان من قطع غيار الدواجن خلال شهر يناير 2014</w:t>
+        <w:t>2014 رياني رهش لالخ نجاودلا رايغ عطق نم ناتسيلا تابوحسم</w:t>
       </w:r>
     </w:p>
     <w:p>
@@ -687,7 +687,7 @@
         </w:rPr>
         <w:t>‎JANUARY ,2014‏</w:t>
         <w:br/>
-        <w:t>البيان ابردات_ | مصروفت__ |</w:t>
+        <w:t>| __تفورصم | _تادربا نايبلا</w:t>
         <w:br/>
         <w:t>‎Details‏ 0</w:t>
       </w:r>
@@ -715,7 +715,7 @@
           <w:b w:val="0"/>
           <w:i w:val="0"/>
         </w:rPr>
-        <w:t>‏25.12.2013 9029 رأتب أستشارى الأغنام د/يشار عمر عن شهر ديسمبر 92013</w:t>
+        <w:t>92013 ربمسيد رهش نع رمع راشي/د مانغألا ىراشتسأ بتأر 9029 25.12.2013‏</w:t>
       </w:r>
     </w:p>
     <w:p>
@@ -728,7 +728,7 @@
           <w:b w:val="0"/>
           <w:i w:val="0"/>
         </w:rPr>
-        <w:t>‏02.01.2014 9112 شراء أدوية للأغنام فاتورة **0698</w:t>
+        <w:t>0698** ةروتاف مانغألل ةيودأ ءارش 9112 02.01.2014‏</w:t>
       </w:r>
     </w:p>
     <w:p>
@@ -741,7 +741,7 @@
           <w:b w:val="0"/>
           <w:i w:val="0"/>
         </w:rPr>
-        <w:t>‏04.01.2014 4 أبدل وقت أضافى خلال شهر ديسمبر 2013 م. لعمالة البستان .</w:t>
+        <w:t>. ناتسبلا ةلامعل .م 2013 ربمسيد رهش لالخ ىفاضأ تقو لدبأ 4 04.01.2014‏</w:t>
       </w:r>
     </w:p>
     <w:p>
@@ -754,7 +754,7 @@
           <w:b w:val="0"/>
           <w:i w:val="0"/>
         </w:rPr>
-        <w:t>‏08.01.2014 0 أشراء تريلا برسيم للأغنام والجمال والغزلان حسب التفرير المرفق .</w:t>
+        <w:t>. قفرملا ريرفتلا بسح نالزغلاو لامجلاو مانغألل ميسرب اليرت ءارشأ 0 08.01.2014‏</w:t>
         <w:br/>
         <w:t>08.01.2014 1 أشراء “دد(1) طن شعير من الدواجن ف/2021 .</w:t>
       </w:r>
@@ -769,9 +769,9 @@
           <w:b w:val="0"/>
           <w:i w:val="0"/>
         </w:rPr>
-        <w:t>‏11.01.2014 5 أمحروقات مشروع الأغنام من ديزل عبر محطة ممر الظهران خلال ديسمبر2013م.</w:t>
-        <w:br/>
-        <w:t>11.01.2014 9206 شراء أدوية للجمال وأجور طبيب حسب الفاتورة -0397</w:t>
+        <w:t>.م2013ربمسيد لالخ نارهظلا رمم ةطحم ربع لزيد نم مانغألا عورشم تاقورحمأ 5 11.01.2014‏</w:t>
+        <w:br/>
+        <w:t>-0397 ةروتافلا بسح بيبط روجأو لامجلل ةيودأ ءارش 9206 11.01.2014</w:t>
       </w:r>
     </w:p>
     <w:p>
@@ -784,11 +784,11 @@
           <w:b w:val="0"/>
           <w:i w:val="0"/>
         </w:rPr>
-        <w:t>‎Jv#023700 | 12.01.2014‏ أحصة مشروع الأغنام فى التأمينات الأجتماعية للسادة جبرالله والكنين”1/2014 م.</w:t>
-        <w:br/>
-        <w:t>45.01.2014 9240 رسوم الفحص الطبى لتجديد الأقمة للسيد جبرالله محمد عبر الصاعدى .</w:t>
-        <w:br/>
-        <w:t>‎oh pad 9266 18.01.2014‏ قصب للأغنام حسب الفاتورة***0078</w:t>
+        <w:t>.م 1/2014”نينكلاو هللاربج ةداسلل ةيعامتجألا تانيمأتلا ىف مانغألا عورشم ةصحأ ‏12.01.2014 | 023700#Jv‎</w:t>
+        <w:br/>
+        <w:t>. ىدعاصلا ربع دمحم هللاربج ديسلل ةمقألا ديدجتل ىبطلا صحفلا موسر 9240 45.01.2014</w:t>
+        <w:br/>
+        <w:t>0078***ةروتافلا بسح مانغألل بصق ‏18.01.2014 9266 pad oh‎</w:t>
       </w:r>
     </w:p>
     <w:p>
@@ -814,9 +814,9 @@
           <w:b w:val="0"/>
           <w:i w:val="0"/>
         </w:rPr>
-        <w:t>‏19.01.2014 9270 مصروفات طبية عبر مستوصف الصاعدى للسيد الكنين موسى محمد .</w:t>
-        <w:br/>
-        <w:t>20.01.2014 9290 رسوم تجديد أقامة السيد جبرالله محمد شمبول .</w:t>
+        <w:t>. دمحم ىسوم نينكلا ديسلل ىدعاصلا فصوتسم ربع ةيبط تافورصم 9270 19.01.2014‏</w:t>
+        <w:br/>
+        <w:t>. لوبمش دمحم هللاربج ديسلا ةماقأ ديدجت موسر 9290 20.01.2014</w:t>
       </w:r>
     </w:p>
     <w:p>
@@ -831,7 +831,7 @@
         </w:rPr>
         <w:t>‎O/R.-45624 | 21.01.2014‏ أمتحصلات عن مبيعات نقدية لعدد(11) خروف حرى ف/8:244:245 247 .</w:t>
         <w:br/>
-        <w:t>23.01.2014 7 أشراء أدوية للأغنام ف/0302 .</w:t>
+        <w:t>. /0302ف مانغألل ةيودأ ءارشأ 7 23.01.2014</w:t>
       </w:r>
     </w:p>
     <w:p>
@@ -857,7 +857,7 @@
           <w:b w:val="0"/>
           <w:i w:val="0"/>
         </w:rPr>
-        <w:t>‏29.01.2014 4 أرواتب وأجور مشروع الأغنام عن شهر يناير 2014 م .</w:t>
+        <w:t>. م 2014 رياني رهش نع مانغألا عورشم روجأو بتاورأ 4 29.01.2014‏</w:t>
       </w:r>
     </w:p>
     <w:p>
@@ -870,7 +870,7 @@
           <w:b w:val="0"/>
           <w:i w:val="0"/>
         </w:rPr>
-        <w:t>‏4 | 100253 أمسحوبات مشروع الأغنام من قطع غيار الدواجن خلال شهر يناير 2014 م .</w:t>
+        <w:t>. م 2014 رياني رهش لالخ نجاودلا رايغ عطق نم مانغألا عورشم تابوحسمأ 100253 | 4‏</w:t>
       </w:r>
     </w:p>
     <w:p>
@@ -999,7 +999,7 @@
           <w:b w:val="0"/>
           <w:i w:val="0"/>
         </w:rPr>
-        <w:t>حتت المنصرف على شركة اسامة الزراعية والجيوانية عن شهر فبراير؛ ‎٠١١‏ بواسطة مزرعة الدواجن الصفحة: ‎١‏</w:t>
+        <w:t>‏١‎ :ةحفصلا نجاودلا ةعرزم ةطساوب ‏٠١١‎ ؛رياربف رهش نع ةيناويجلاو ةيعارزلا ةماسا ةكرش ىلع فرصنملا تتح</w:t>
       </w:r>
     </w:p>
     <w:p>
@@ -1089,15 +1089,15 @@
           <w:b w:val="0"/>
           <w:i w:val="0"/>
         </w:rPr>
-        <w:t>شركة مزرعة وآدي قاطمة للدواجن المحدودة</w:t>
+        <w:t>ةدودحملا نجاودلل ةمطاق يدآو ةعرزم ةكرش</w:t>
         <w:br/>
         <w:t>شركة ذات ‎Al gine‏ محدودة</w:t>
         <w:br/>
-        <w:t>رأس المال المدفوع ٠٠0..6٠0,.2.6؟‏ ريال سعودي</w:t>
+        <w:t>يدوعس لاير ‏؟.2.6,٠٠0..6٠0 عوفدملا لاملا سأر</w:t>
         <w:br/>
         <w:t>سرت : ‎Eee AVA‏</w:t>
         <w:br/>
-        <w:t>‎Sam‏ - المملكة العربية السعودية</w:t>
+        <w:t>ةيدوعسلا ةيبرعلا ةكلمملا - ‏Sam‎</w:t>
       </w:r>
     </w:p>
     <w:p>
@@ -1112,7 +1112,7 @@
         </w:rPr>
         <w:t>التاريخ :1435/05/11 ه</w:t>
         <w:br/>
-        <w:t>الموافق : 2014/03/12 م</w:t>
+        <w:t>م 2014/03/12 : قفاوملا</w:t>
       </w:r>
     </w:p>
     <w:p>
@@ -1127,21 +1127,21 @@
         </w:rPr>
         <w:t>سعادة الشيخ رأ سا مة أحمد زينى .</w:t>
         <w:br/>
-        <w:t>الموقسسر 1</w:t>
+        <w:t>1 رسسقوملا</w:t>
         <w:br/>
         <w:t>تحية طيبسة ‎c poe y‏</w:t>
         <w:br/>
         <w:t>مرفق لسعادتكم طيه كشوف الحسابات لمصروفات كلا من</w:t>
         <w:br/>
-        <w:t>البستان ومشروع الأغنام و الفيلا بالوادي عن شهرفبراير 2014 م ‎athe‏</w:t>
+        <w:t>‏athe‎ م 2014 رياربفرهش نع يداولاب اليفلا و مانغألا عورشمو ناتسبلا</w:t>
         <w:br/>
         <w:t>‏و قدره )120,784.66( مائة وعشرون ‎Lill‏ وسبعمائة وأربعة وتمانون ريالا</w:t>
         <w:br/>
         <w:t>وستة وستون هلله لاغير مع المستندات الأصلية .</w:t>
         <w:br/>
-        <w:t>نرجو التكرم بتعميد الإدارة المالية لأصدار شيك لحسابنا للتسديد</w:t>
-        <w:br/>
-        <w:t>. وأستعاضة المصسروفت الشهرية للمزرعة.</w:t>
+        <w:t>ديدستلل انباسحل كيش رادصأل ةيلاملا ةرادإلا ديمعتب مركتلا وجرن</w:t>
+        <w:br/>
+        <w:t>.ةعرزملل ةيرهشلا تفورسصملا ةضاعتسأو .</w:t>
       </w:r>
     </w:p>
     <w:p>
@@ -1167,11 +1167,11 @@
           <w:b w:val="0"/>
           <w:i w:val="0"/>
         </w:rPr>
-        <w:t>THAAD (A) ‏؟‎ 554١5١8 + ‏فاكس‎ - ٠١575 (+) 5 OMEVA YY - OMEVA EY , ‏هاتضف‎ - 7١117١ ‏الجموم‎ - 7١54 1 ‏المزرعة . ضص.ب‎</w:t>
+        <w:t>‎ب.صض . ةعرزملا‏ 1 7١54 - ‎مومجلا‏ 7١117١ - ‎فضتاه‏ , EY OMEVA - YY OMEVA 5 (+) ٠١575 - ‎سكاف‏ + 554١5١8 ‎؟‏ (A) THAAD</w:t>
         <w:br/>
         <w:t>Farm - P.O. Box : 269 - Al-Jumoom 21926 - Tel. : 00966 (0) 2 5941907 / 5941923 - Fax: 00966 (0) 2 5941915</w:t>
         <w:br/>
-        <w:t>E-mail : info@wadifatimahpoultry.com + ‏يريد الكتروتي‎ - Website : www.wadifatimahpoultry.com</w:t>
+        <w:t>www.wadifatimahpoultry.com : Website - ‎يتورتكلا ديري‏ + info@wadifatimahpoultry.com : E-mail</w:t>
       </w:r>
     </w:p>
     <w:p>
@@ -1252,13 +1252,13 @@
         <w:br/>
         <w:t>-@ yLOZ'Z0'be BEIG ND irre (reer OF ees ery MeO? (Rare et Care ‏لو‎  PLOS 9 -|00'9er</w:t>
         <w:br/>
-        <w:t>“LL 210250 2196 + ‏كني نج‎ Sym ‏متخ مسحي‎ pet of ‏مجعم‎ EDLY * 006</w:t>
+        <w:t>006 * EDLY ‎معجم‏ of pet ‎يحسم ختم‏ Sym ‎جن ينك‏ + 2196 210250 LL“</w:t>
         <w:br/>
         <w:t>“OL 2102:20:91 | EPZPZO- AL | ‏كسم‎ Fyre See pry re ‏رسج نس‎ ret eT we eee * -100°00S'Z</w:t>
         <w:br/>
         <w:t>“6 PLOT ZO'SL | OPZTPZOHAL- [rere re inone ‏و‎ Ine inte sty pet ity oO ot ET PLZ ?° 00°82</w:t>
         <w:br/>
-        <w:t>-8 210660: ‏ال‎ 2/956 = rere ‏مج‎ Pye ‏فت‎ Conte ‏وس‎ ere ‏مهم بحي ابس فك‎ gry ID jee * 0000</w:t>
+        <w:t>0000 * jee ID gry ‎كف سبا يحب مهم‏ ere ‎سو‏ Conte ‎تف‏ Pye ‎جم‏ rere = 2/956 ‎لا‏ 210660: -8</w:t>
         <w:br/>
         <w:t>aL 2106:20:91 2956 &gt; fees ‏جتن بجي وم بكم‎ pte a ‏كج‎ wor oe 0 10005</w:t>
         <w:br/>
@@ -1341,7 +1341,7 @@
           <w:b w:val="0"/>
           <w:i w:val="0"/>
         </w:rPr>
-        <w:t>نإ ير ‏ee‎ مبسم ‏CM‎</w:t>
+        <w:t>‎CM‏ مسبم ‎ee‏ ري إن</w:t>
       </w:r>
     </w:p>
     <w:p>
@@ -1414,7 +1414,7 @@
           <w:b w:val="0"/>
           <w:i w:val="0"/>
         </w:rPr>
-        <w:t>بيان القيد: المنصرف على شركة اسامة الزراعية والحيوانية عن شهر مارس4 ‎٠١١‏ بواسطة مزرعة الدواجن الصفحة: 4</w:t>
+        <w:t>4 :ةحفصلا نجاودلا ةعرزم ةطساوب ‏٠١١‎ 4سرام رهش نع ةيناويحلاو ةيعارزلا ةماسا ةكرش ىلع فرصنملا :ديقلا نايب</w:t>
       </w:r>
     </w:p>
     <w:p>
@@ -1465,15 +1465,15 @@
           <w:b w:val="0"/>
           <w:i w:val="0"/>
         </w:rPr>
-        <w:t>شركة مزرعة وادي ‎dolals‏ للدواجن المحدودة</w:t>
+        <w:t>ةدودحملا نجاودلل ‏dolals‎ يداو ةعرزم ةكرش</w:t>
         <w:br/>
         <w:t>شركة ذات مسئولية محدودة</w:t>
         <w:br/>
-        <w:t>رأس المال المدفوع ‎TE ee es‏ ريال سعودي</w:t>
+        <w:t>يدوعس لاير ‏es ee TE‎ عوفدملا لاملا سأر</w:t>
         <w:br/>
         <w:t>سرت : ‎bee AN‏</w:t>
         <w:br/>
-        <w:t>جدة - المملكة العربية السعودية</w:t>
+        <w:t>ةيدوعسلا ةيبرعلا ةكلمملا - ةدج</w:t>
       </w:r>
     </w:p>
     <w:p>
@@ -1488,7 +1488,7 @@
         </w:rPr>
         <w:t>التاريخ : 1435/06/13 ه</w:t>
         <w:br/>
-        <w:t>الموافق : 2014/04/13 م</w:t>
+        <w:t>م 2014/04/13 : قفاوملا</w:t>
       </w:r>
     </w:p>
     <w:p>
@@ -1520,7 +1520,7 @@
         </w:rPr>
         <w:t>مرفق لسعادتكم طيه كش وف الحسابات لمصروفات كسلا من</w:t>
         <w:br/>
-        <w:t>البستان ومشروع الأغنام و الفيلا بالوادي عن شهرمارس 2014 م بمبلغ</w:t>
+        <w:t>غلبمب م 2014 سرامرهش نع يداولاب اليفلا و مانغألا عورشمو ناتسبلا</w:t>
         <w:br/>
         <w:t>و قدره )94,541.01( أربعة وتسعون ‎Lal‏ وخمسمائ.سة وواحد وأزبعون</w:t>
         <w:br/>
@@ -1537,7 +1537,7 @@
           <w:b w:val="0"/>
           <w:i w:val="0"/>
         </w:rPr>
-        <w:t>نرجو التكرم بتعميد الإدارة المالية لأص .دار شسيك لحسابنا للتتسديد</w:t>
+        <w:t>ديدستتلل انباسحل كيسش راد. صأل ةيلاملا ةرادإلا ديمعتب مركتلا وجرن</w:t>
       </w:r>
     </w:p>
     <w:p>
@@ -1550,7 +1550,7 @@
           <w:b w:val="0"/>
           <w:i w:val="0"/>
         </w:rPr>
-        <w:t>وأستعاضحة المصروفات الشهرية للمزر عة.</w:t>
+        <w:t>.ةع رزملل ةيرهشلا تافورصملا ةحضاعتسأو</w:t>
       </w:r>
     </w:p>
     <w:p>
@@ -1589,11 +1589,11 @@
           <w:b w:val="0"/>
           <w:i w:val="0"/>
         </w:rPr>
-        <w:t>sy) ‏ؤؤه ؟‎ 1١515-86911900 , ‏هاتف‎ - 5١555 ‏-الجموم‎ YUV ‏المزرعاة صاب‎</w:t>
+        <w:t>‎باص ةاعرزملا‏ YUV ‎مومجلا-‏ 5١555 - ‎فتاه‏ , 1١515-86911900 ‎؟ هؤؤ‏ (sy</w:t>
         <w:br/>
         <w:t>Farm - P.O. Box : 269 - Al-Jumoom rove. Tel. : 00966 (0) 2 5941907 / 5941923 - Fax: 00966 (0) 2 5941915</w:t>
         <w:br/>
-        <w:t>E-mail : info@wadifatimahpoultry.com : ‏يريد الكتروئي‎ - Website : www. wadifatimahpoultry.com</w:t>
+        <w:t>wadifatimahpoultry.com www. : Website - ‎يئورتكلا ديري‏ : info@wadifatimahpoultry.com : E-mail</w:t>
       </w:r>
     </w:p>
     <w:p>
@@ -1813,7 +1813,7 @@
           <w:b w:val="0"/>
           <w:i w:val="0"/>
         </w:rPr>
-        <w:t>‎emer ‏اللو‎ [Rae HO GE? FT ITED SK I HO PLOT &amp;*</w:t>
+        <w:t>*&amp; PLOT HO I SK ITED FT ?GE HO Rae] ‎وللا‏ emer‎</w:t>
         <w:br/>
         <w:t>CO EEO ey ‏لي سيب‎ pare oO PH ‏مس‎ PLOT 9 7</w:t>
       </w:r>
@@ -1940,7 +1940,7 @@
           <w:b w:val="0"/>
           <w:i w:val="0"/>
         </w:rPr>
-        <w:t>‎CoS pen ae Ae ot oP Pe OH ‏اال‎</w:t>
+        <w:t>‎لاا‏ OH Pe oP ot Ae ae pen CoS‎</w:t>
       </w:r>
     </w:p>
     <w:p>
@@ -2007,7 +2007,7 @@
           <w:b w:val="0"/>
           <w:i w:val="0"/>
         </w:rPr>
-        <w:t>‎LLOOL &gt;‏ :202:50 ام</w:t>
+        <w:t>ما :202:50 ‏&lt; LLOOL‎</w:t>
         <w:br/>
         <w:t>‎el PLOZE0'z 95666 -‏</w:t>
         <w:br/>
@@ -2114,11 +2114,11 @@
         <w:br/>
         <w:t>1 “Ss yL0c'€0'80 CBhPZOH AL &lt;r ‏جوع‎ ints Fst ‏ف‎ rene oO me ‏اطع و-ج وزلع‎ «0/96 HY" ‏كاك‎</w:t>
         <w:br/>
-        <w:t>‎1 202000 ZZL6 LP artes iret ‏بز لومس مر ويسم ريسم‎ LOZ ‏0091م اي وعم هذ ف‎</w:t>
-        <w:br/>
-        <w:t>‏مج | ع 26 ]6 20000 ع‎ Sem yen re SPS ‏حب عمل‎ PEE Ferry SoCs ‏سج وسوس‎ ” 100:05!</w:t>
-        <w:br/>
-        <w:t>1 6 ‏مج عا 81/6 لسرا انان‎ Sem ‏موسج‎ AD gy ‏وي عم‎ EE Peary ary os? Ie” 2|00°@8e</w:t>
+        <w:t>‎ف ذه معو يا م0091‏ LOZ ‎مسير مسيو رم سمول زب‏ iret artes LP ZZL6 202000 1‎</w:t>
+        <w:br/>
+        <w:t>!100:05 ” ‎سوسو جس‏ SoCs Ferry PEE ‎لمع بح‏ SPS re yen Sem ‎ع 20000 6[ 26 ع | جم‏</w:t>
+        <w:br/>
+        <w:t>@8e°00|2 ”Ie ?os ary Peary EE ‎مع يو‏ gy AD ‎جسوم‏ Sem ‎نانا ارسل 81/6 اع جم‏ 6 1</w:t>
         <w:br/>
         <w:t>5 ‏ل‎ 02200 2541 2 [AO CED ee ‏سوسم‎ IT KP ‏؟2102 تي ني‎ 00086</w:t>
         <w:br/>
@@ -2216,7 +2216,7 @@
           <w:b w:val="0"/>
           <w:i w:val="0"/>
         </w:rPr>
-        <w:t>بين القيد: المنصرف على شركة اسامة الزراعية والحيوانية عن شهر اكتوبر7 ‎Adal git ٠١١‏ مزرعة الدواجن الصفحة: ‎١‏</w:t>
+        <w:t>‏١‎ :ةحفصلا نجاودلا ةعرزم ‏٠١١ git Adal‎ 7ربوتكا رهش نع ةيناويحلاو ةيعارزلا ةماسا ةكرش ىلع فرصنملا :ديقلا نيب</w:t>
       </w:r>
     </w:p>
     <w:p>
@@ -2244,7 +2244,7 @@
         </w:rPr>
         <w:t>1" "يمه ‎VW At‏ 0000 المنصرف على شركة اسامة الزراعية</w:t>
         <w:br/>
-        <w:t>اموه ‎١‏ أشركة مزرعة وادي فاطمة المنصرف على شركة اسامة الزراعية</w:t>
+        <w:t>ةيعارزلا ةماسا ةكرش ىلع فرصنملا ةمطاف يداو ةعرزم ةكرشأ ‏١‎ هوما</w:t>
       </w:r>
     </w:p>
     <w:p>
@@ -2280,15 +2280,15 @@
           <w:b w:val="0"/>
           <w:i w:val="0"/>
         </w:rPr>
-        <w:t>شركة 550 ‎aly de‏ قاطمة للدواجن المحدودة</w:t>
+        <w:t>ةدودحملا نجاودلل ةمطاق ‏de aly‎ 550 ةكرش</w:t>
         <w:br/>
         <w:t>شركة ذات مسئولية محدودة</w:t>
         <w:br/>
-        <w:t>رأس المال المدفوع ‎PO, eee‏ ريال سعودي</w:t>
+        <w:t>يدوعس لاير ‏eee ,PO‎ عوفدملا لاملا سأر</w:t>
         <w:br/>
         <w:t>‎bee ANA) cig‏</w:t>
         <w:br/>
-        <w:t>جدة - ‎ACL‏ العربية السعودية</w:t>
+        <w:t>ةيدوعسلا ةيبرعلا ‏ACL‎ - ةدج</w:t>
       </w:r>
     </w:p>
     <w:p>
@@ -2303,7 +2303,7 @@
         </w:rPr>
         <w:t>التاريخ : 1435/01/06 ه</w:t>
         <w:br/>
-        <w:t>الموافق : 2013/11/09 م</w:t>
+        <w:t>م 2013/11/09 : قفاوملا</w:t>
       </w:r>
     </w:p>
     <w:p>
@@ -2346,7 +2346,7 @@
         </w:rPr>
         <w:t>مرفق لسعادتكم طيه كشوف الحسابات لمصروفات كلا من</w:t>
         <w:br/>
-        <w:t>البستان ومشروع الأغنام و الفيلا بالوادي عن شهرأكتوبر 2013 م</w:t>
+        <w:t>م 2013 ربوتكأرهش نع يداولاب اليفلا و مانغألا عورشمو ناتسبلا</w:t>
         <w:br/>
         <w:t>بمبلغ و قدره (73,026.31) ثلاثة وسبعون ألفاو ستة وعشرون ريالا</w:t>
         <w:br/>
@@ -2358,9 +2358,9 @@
         <w:br/>
         <w:t>ريالا لاغير وفقا لفواتير المبيعات وايصالات النقدية المرفقة وعليه.</w:t>
         <w:br/>
-        <w:t>نرجو التكرم بتعميد الإدارة المالية تأصدار شيك لحسابنا للتسديد</w:t>
-        <w:br/>
-        <w:t>وأستعاضة المصسروفات الشهريةللمزرعة. أ(</w:t>
+        <w:t>ديدستلل انباسحل كيش رادصأت ةيلاملا ةرادإلا ديمعتب مركتلا وجرن</w:t>
+        <w:br/>
+        <w:t>)أ .ةعرزمللةيرهشلا تافورسصملا ةضاعتسأو</w:t>
       </w:r>
     </w:p>
     <w:p>
@@ -2418,11 +2418,11 @@
         </w:rPr>
         <w:t>‏لقفلنشنقنن سس ب ب سس بحب ببس بببببجه بي يجيه اااي ‎TT MM‏</w:t>
         <w:br/>
-        <w:t>المزرعة ,+ ص.ب :0 555 - الجموم 5 هاتف ا98[ؤكثه — ‎OMENS YY‏ ؟ )1( ‎٠.١5‏ - فاكس , ١9!ا؛4؟ذه‏ ؟(١)093535:‏</w:t>
+        <w:t>‏093535:(١)؟ ‏هذ؟4؛ا!١9 , سكاف - ‏٠.١5‎ )1( ؟ ‏YY OMENS‎ — هثكؤ]98ا فتاه 5 مومجلا - 555 :0 ب.ص +, ةعرزملا</w:t>
         <w:br/>
         <w:t>‎Farm - P.O. Box : 269 - Al-Jumoom 21926 - Tel. : 6 (0) 2 5941907 / 5941923 - Fax: 00966 (0) 2 5941915‏</w:t>
         <w:br/>
-        <w:t>‎Website : www.wadifatimahpoultry.com‏ - بريد الكتروني :+ ‎E-mail : info@wadifatimahpoultry.com‏</w:t>
+        <w:t>‏info@wadifatimahpoultry.com : E-mail‎ +: ينورتكلا ديرب - ‏www.wadifatimahpoultry.com : Website‎</w:t>
       </w:r>
     </w:p>
     <w:p>
@@ -2537,7 +2537,7 @@
         <w:br/>
         <w:t>Sh HS eH ELOZ? 21022 020</w:t>
         <w:br/>
-        <w:t>ell oy seme”) ‏دعم دا‎ ~ 130295 - LNNODDV WavV4 SANIVZ GSWHY ‏ال‎</w:t>
+        <w:t>‎لا‏ GSWHY SANIVZ WavV4 LNNODDV - 130295 ~ ‎اد معد‏ (”seme oy ell</w:t>
       </w:r>
     </w:p>
     <w:p>
@@ -2627,7 +2627,7 @@
           <w:b w:val="0"/>
           <w:i w:val="0"/>
         </w:rPr>
-        <w:t>ELOZOL LE | 95200 | ~ frrre tage ‏لشي وك ايع وعصيس‎ A ‏مجر ميب وعم‎ iH CLOTS”</w:t>
+        <w:t>”CLOTS iH ‎معو بيم رجم‏ A ‎سيصعو عيا كو يشل‏ tage frrre ~ | 95200 | LE ELOZOL</w:t>
         <w:br/>
         <w:t>‏:لم627( ]0 | 102:01'82؟‎ - |rreom en oO ‏(ج)عى مدت‎ FHT ‏وم‎ Foree(Z) ‏رحب وجي‎ PO”</w:t>
         <w:br/>
@@ -2702,7 +2702,7 @@
           <w:b w:val="0"/>
           <w:i w:val="0"/>
         </w:rPr>
-        <w:t>€b0z'01'SO 2218 pet ye eee ret fe ‏اعم‎ ory rer F3 (Rare ‏ب[ 9ط 6/ص‎ *</w:t>
+        <w:t>* ‎ص6/ ط9 ]ب‏ Rare) F3 rer ory ‎معا‏ fe ret eee ye pet 2218 SO'01'b0z€</w:t>
       </w:r>
     </w:p>
     <w:p>
@@ -2846,7 +2846,7 @@
           <w:b w:val="0"/>
           <w:i w:val="0"/>
         </w:rPr>
-        <w:t>بيان القيد: المنصرف على شركة اسامة زينى الزراعية والحيوانية عن شهر ديسمبر ‎٠١1١7‏ بوسطة مزرعة الدواجن الصفحة: 0</w:t>
+        <w:t>0 :ةحفصلا نجاودلا ةعرزم ةطسوب ‏٠١1١7‎ ربمسيد رهش نع ةيناويحلاو ةيعارزلا ىنيز ةماسا ةكرش ىلع فرصنملا :ديقلا نايب</w:t>
       </w:r>
     </w:p>
     <w:p>
@@ -2910,15 +2910,15 @@
           <w:b w:val="0"/>
           <w:i w:val="0"/>
         </w:rPr>
-        <w:t>شركة مزرعة وأدي قاطمة للدواجن المحدودة</w:t>
+        <w:t>ةدودحملا نجاودلل ةمطاق يدأو ةعرزم ةكرش</w:t>
         <w:br/>
         <w:t>شركة ذات مسنولية محدودة</w:t>
         <w:br/>
-        <w:t>رأس المال المدفوع ‎VO ee eye ee‏ ريال سعودي</w:t>
+        <w:t>يدوعس لاير ‏ee eye ee VO‎ عوفدملا لاملا سأر</w:t>
         <w:br/>
         <w:t>سرت ‎Behe ANG‏</w:t>
         <w:br/>
-        <w:t>جدة - المملكة العربية السعودية</w:t>
+        <w:t>ةيدوعسلا ةيبرعلا ةكلمملا - ةدج</w:t>
       </w:r>
     </w:p>
     <w:p>
@@ -2933,7 +2933,7 @@
         </w:rPr>
         <w:t>التاريخ :1435/03/11 ه</w:t>
         <w:br/>
-        <w:t>الموافق : 2014/01/12 م</w:t>
+        <w:t>م 2014/01/12 : قفاوملا</w:t>
       </w:r>
     </w:p>
     <w:p>
@@ -2946,7 +2946,7 @@
           <w:b w:val="0"/>
           <w:i w:val="0"/>
         </w:rPr>
-        <w:t>سعادة الشيسخ م أسا مة أحمد زينى .</w:t>
+        <w:t>. ىنيز دمحأ ةم اسأ م خسيشلا ةداعس</w:t>
       </w:r>
     </w:p>
     <w:p>
@@ -2959,7 +2959,7 @@
           <w:b w:val="0"/>
           <w:i w:val="0"/>
         </w:rPr>
-        <w:t>الموققر م</w:t>
+        <w:t>م رققوملا</w:t>
         <w:br/>
         <w:t>تحية طيبة وبعد: -</w:t>
       </w:r>
@@ -2976,13 +2976,13 @@
         </w:rPr>
         <w:t>مرفق لسعادتكم طيه كشوف الحسابات لمصروفات كلا من</w:t>
         <w:br/>
-        <w:t>البستان ومشروع الأغنام و الفيلا بالوادي عن شهرديسم بر 2013 م</w:t>
+        <w:t>م 2013 رب مسيدرهش نع يداولاب اليفلا و مانغألا عورشمو ناتسبلا</w:t>
         <w:br/>
         <w:t>بمبلغ و قدره (81,911.89) واحد وثمانون ألفا وتسعمائة وأحدعشر ريالا</w:t>
         <w:br/>
         <w:t>وتسعة وثمانون هلله لاغير مع المستندات الأصلية وكذا المتحمصلات</w:t>
         <w:br/>
-        <w:t>التقدية عن ‎Sloe‏ عدد(15) من الأغنام الكبيرة بمبلغ )15000( خمسةعشر</w:t>
+        <w:t>رشعةسمخ )15000( غلبمب ةريبكلا مانغألا نم (15)ددع ‏Sloe‎ نع ةيدقتلا</w:t>
         <w:br/>
         <w:t>الف ريالا لاغير وفقا لفواتير المبيعات وايصالات النقدية المرفقة وعليه</w:t>
       </w:r>
@@ -2997,9 +2997,9 @@
           <w:b w:val="0"/>
           <w:i w:val="0"/>
         </w:rPr>
-        <w:t>نرجو التكرم بتعميد الإدارة المالية لأصدار شيك لحسابنا للتسديد</w:t>
-        <w:br/>
-        <w:t>وأستعاضة المصسروفات الشهرية للمزرعة . ‎fa‏</w:t>
+        <w:t>ديدستلل انباسحل كيش رادصأل ةيلاملا ةرادإلا ديمعتب مركتلا وجرن</w:t>
+        <w:br/>
+        <w:t>‏fa‎ . ةعرزملل ةيرهشلا تافورسصملا ةضاعتسأو</w:t>
       </w:r>
     </w:p>
     <w:p>
@@ -3038,7 +3038,7 @@
           <w:b w:val="0"/>
           <w:i w:val="0"/>
         </w:rPr>
-        <w:t>٠50955 )0( ” ‏4ذه‎ 19١8 , ‏فاكس‎ - ATT (+) ‏؟‎ OMELET = OM ELAS -39195171 ‏المزرعة 1 ص.ب + 354 - الجسوح‎</w:t>
+        <w:t>‎حوسجلا - 354 + ب.ص 1 ةعرزملا‏ -39195171 ELAS OM = OMELET ‎؟‏ (+) ATT - ‎سكاف‏ , 19١8 ‎هذ4‏ ” )0( ٠50955</w:t>
         <w:br/>
         <w:t>Farm - P.O. Box : 269 - Al-Jumoom 21926 - Tel. : 00966 (0) 2 5941907/5941923 - Fax: 00966 )0( 5941915</w:t>
       </w:r>
@@ -3053,7 +3053,7 @@
           <w:b w:val="0"/>
           <w:i w:val="0"/>
         </w:rPr>
-        <w:t>E-mail : info@wadifatimahpoultry.com ‏بريد الكتروني د‎ - Website : www.wadifatimahpoultry.com</w:t>
+        <w:t>www.wadifatimahpoultry.com : Website - ‎د ينورتكلا ديرب‏ info@wadifatimahpoultry.com : E-mail</w:t>
       </w:r>
     </w:p>
     <w:p>
@@ -3068,7 +3068,7 @@
         </w:rPr>
         <w:t>[صفحة 3 - OCR]</w:t>
         <w:br/>
-        <w:t>‎CLO!"‏ تدعس اليك حت ‎GP AK‏ تي يا اي</w:t>
+        <w:t>يا اي يت ‏AK GP‎ تح كيلا سعدت ‏"!CLO‎</w:t>
         <w:br/>
         <w:t>ركسم ‎cert‏ يسيم ‎ate pein ST‏ سحم سس كسس ني ‎vet am at,‏</w:t>
         <w:br/>

--- a/zaini_case_audit_output/outputs/word/documents/125_مزرعة الوادي 1435 (zip).docx
+++ b/zaini_case_audit_output/outputs/word/documents/125_مزرعة الوادي 1435 (zip).docx
@@ -255,7 +255,7 @@
         <w:br/>
         <w:t>سرت ‎$e KAN‏</w:t>
         <w:br/>
-        <w:t>ةيدوعسلا ةيبرعلا ةكلملا - ةدج</w:t>
+        <w:t>جدة - الملكة العربية السعودية</w:t>
       </w:r>
     </w:p>
     <w:p>
@@ -1097,7 +1097,7 @@
         <w:br/>
         <w:t>سرت : ‎Eee AVA‏</w:t>
         <w:br/>
-        <w:t>ةيدوعسلا ةيبرعلا ةكلمملا - ‏Sam‎</w:t>
+        <w:t>‎Sam‏ - المملكة العربية السعودية</w:t>
       </w:r>
     </w:p>
     <w:p>
@@ -1473,7 +1473,7 @@
         <w:br/>
         <w:t>سرت : ‎bee AN‏</w:t>
         <w:br/>
-        <w:t>ةيدوعسلا ةيبرعلا ةكلمملا - ةدج</w:t>
+        <w:t>جدة - المملكة العربية السعودية</w:t>
       </w:r>
     </w:p>
     <w:p>
@@ -2288,7 +2288,7 @@
         <w:br/>
         <w:t>‎bee ANA) cig‏</w:t>
         <w:br/>
-        <w:t>ةيدوعسلا ةيبرعلا ‏ACL‎ - ةدج</w:t>
+        <w:t>جدة - ‎ACL‏ العربية السعودية</w:t>
       </w:r>
     </w:p>
     <w:p>
@@ -2486,7 +2486,7 @@
         <w:br/>
         <w:t>ف ج لاج كنكسم عقب ميب ‎Sire its‏ — 2968</w:t>
         <w:br/>
-        <w:t>‎eT? POL”‏ لحي ‎pee ee?‏ قيب ‎ey ee?‏ لوسر ج60 مج| 9/298</w:t>
+        <w:t>9/298 |جم 60ج رسول ‏?ee ey‎ بيق ‏?ee pee‎ يحل ‏”POL ?eT‎</w:t>
         <w:br/>
         <w:t>لج رج ‎oO ID EXD Ome‏ رجح ني ‎AED‏ و ووس ‎PEED‏ - 1228</w:t>
       </w:r>
@@ -2918,7 +2918,7 @@
         <w:br/>
         <w:t>سرت ‎Behe ANG‏</w:t>
         <w:br/>
-        <w:t>ةيدوعسلا ةيبرعلا ةكلمملا - ةدج</w:t>
+        <w:t>جدة - المملكة العربية السعودية</w:t>
       </w:r>
     </w:p>
     <w:p>

--- a/zaini_case_audit_output/outputs/word/documents/125_مزرعة الوادي 1435 (zip).docx
+++ b/zaini_case_audit_output/outputs/word/documents/125_مزرعة الوادي 1435 (zip).docx
@@ -296,7 +296,7 @@
           <w:b w:val="0"/>
           <w:i w:val="0"/>
         </w:rPr>
-        <w:t>3 رقوملا</w:t>
+        <w:t>الموقر 3</w:t>
       </w:r>
     </w:p>
     <w:p>

--- a/zaini_case_audit_output/outputs/word/documents/125_مزرعة الوادي 1435 (zip).docx
+++ b/zaini_case_audit_output/outputs/word/documents/125_مزرعة الوادي 1435 (zip).docx
@@ -78,7 +78,7 @@
           <w:b w:val="0"/>
           <w:i w:val="0"/>
         </w:rPr>
-        <w:t>[zip :ةقيرط - 5 :ةيلخادلا تافلملا ددع - 1Hhm9p0FlVa4m5mpt8ZAMzbkQ5EOLhh9o.zip فيشرأ]</w:t>
+        <w:t>[أرشيف 1Hhm9p0FlVa4m5mpt8ZAMzbkQ5EOLhh9o.zip - عدد الملفات الداخلية: 5 - طريقة: zip]</w:t>
       </w:r>
     </w:p>
     <w:p>
@@ -142,7 +142,7 @@
           <w:b w:val="0"/>
           <w:i w:val="0"/>
         </w:rPr>
-        <w:t>‏١‎ :ةحفصلا نجاودلاةعرزم ةطساوب 1 ‏٠14‎ رياني رهش نع ةيناويحلاو ةيعارزلا ىنيز ةماسا ةكرش ىلع فرصنملا :ديقلا نايب</w:t>
+        <w:t>بيان القيد: المنصرف على شركة اسامة زينى الزراعية والحيوانية عن شهر يناير ‎٠14‏ 1 بواسطة مزرعةالدواجن الصفحة: ‎١‏</w:t>
       </w:r>
     </w:p>
     <w:p>
@@ -155,7 +155,7 @@
           <w:b w:val="0"/>
           <w:i w:val="0"/>
         </w:rPr>
-        <w:t>50١4/04/67  :خيراتلا‎</w:t>
+        <w:t>‎التاريخ:  50١4/04/67</w:t>
       </w:r>
     </w:p>
     <w:p>
@@ -168,7 +168,7 @@
           <w:b w:val="0"/>
           <w:i w:val="0"/>
         </w:rPr>
-        <w:t>باسحلا مسا [باسحلا مقر نئادلا نيدملا</w:t>
+        <w:t>المدين الدائن رقم الحساب] اسم الحساب</w:t>
         <w:br/>
         <w:t>|اللتلسُشسوينن 82865 أشركة اسامه احمد زيني المنصرف على شركة اسامة زينى الزراعية</w:t>
       </w:r>
@@ -247,11 +247,11 @@
           <w:b w:val="0"/>
           <w:i w:val="0"/>
         </w:rPr>
-        <w:t>ةدودحملا نجاودلل ةمطاخ ‏gals‎ ةعرزم ةكرش</w:t>
+        <w:t>شركة مزرعة ‎gals‏ خاطمة للدواجن المحدودة</w:t>
         <w:br/>
         <w:t>شركة ذات مسنئولية محدودة</w:t>
         <w:br/>
-        <w:t>يدوعس لاير ‏5٠٠,600,70‎ عوفدملا لاملا سأر</w:t>
+        <w:t>رأس المال المدفوع ‎70,600,5٠٠‏ ريال سعودي</w:t>
         <w:br/>
         <w:t>سرت ‎$e KAN‏</w:t>
         <w:br/>
@@ -270,7 +270,7 @@
         </w:rPr>
         <w:t>التاريخ : 1435/04/10 —</w:t>
         <w:br/>
-        <w:t>م 2014/02/10 : قفاوملا</w:t>
+        <w:t>الموافق : 2014/02/10 م</w:t>
       </w:r>
     </w:p>
     <w:p>
@@ -283,7 +283,7 @@
           <w:b w:val="0"/>
           <w:i w:val="0"/>
         </w:rPr>
-        <w:t>. ىنيز دمحأ ةم اس أر/ خسيشلا ةداعس</w:t>
+        <w:t>سعادة الشيسخ /رأ سا مة أحمد زينى .</w:t>
       </w:r>
     </w:p>
     <w:p>
@@ -347,7 +347,7 @@
           <w:b w:val="0"/>
           <w:i w:val="0"/>
         </w:rPr>
-        <w:t>‏doped‎ انباسحل كيش رادصأل ةيلاملا ةرادإلا ديمعتب مركتلا وجرن</w:t>
+        <w:t>نرجو التكرم بتعميد الإدارة المالية لأصدار شيك لحسابنا ‎doped‏</w:t>
       </w:r>
     </w:p>
     <w:p>
@@ -360,7 +360,7 @@
           <w:b w:val="0"/>
           <w:i w:val="0"/>
         </w:rPr>
-        <w:t>2 .ةعرزملل ةيرهشلا تافورصملا ةضاعتسأو</w:t>
+        <w:t>وأستعاضة المصروفات الشهرية للمزرعة. 2</w:t>
       </w:r>
     </w:p>
     <w:p>
@@ -386,7 +386,7 @@
           <w:b w:val="0"/>
           <w:i w:val="0"/>
         </w:rPr>
-        <w:t>‎مومجلا - 755 : ب.ص 1 ةعرزملا‏ VIAN - ‎فتاه‏ , EY OMENN — OMEVAYY 5) FATT © - ‎سكاف‏ , 554١51١6 7 )0( ٠١0955</w:t>
+        <w:t>٠١0955 )0( 7 554١51١6 , ‏فاكس‎ - © FATT (5 OMEVAYY — OMENN EY , ‏هاتف‎ - VIAN ‏المزرعة 1 ص.ب : 755 - الجموم‎</w:t>
         <w:br/>
         <w:t>Farm - P.O. Box : 269 - Al-Jumoom 21926 - Tel. : 00966 )0( 2 5941907 / 5941923 - Fax: 00966 (0) 2 5941915</w:t>
         <w:br/>
@@ -405,7 +405,7 @@
         </w:rPr>
         <w:t>[صفحة 3 - OCR]</w:t>
         <w:br/>
-        <w:t>ىنيز دمحأ خيشلا ةعرزما</w:t>
+        <w:t>امزرعة الشيخ أحمد زينى</w:t>
         <w:br/>
         <w:t>حساب شهريناير 2014م</w:t>
       </w:r>
@@ -500,7 +500,7 @@
         <w:br/>
         <w:t>JANUARY , 2014</w:t>
         <w:br/>
-        <w:t>‎ناتسبلا نايبلا‏</w:t>
+        <w:t>‏البيان البستان‎</w:t>
         <w:br/>
         <w:t>Garden Details</w:t>
       </w:r>
@@ -515,7 +515,7 @@
           <w:b w:val="0"/>
           <w:i w:val="0"/>
         </w:rPr>
-        <w:t>. ناتسبلاب لامعلا نكس موزل طفش حوارمو تنمسأ ءارش</w:t>
+        <w:t>شراء أسمنت ومراوح شفط لزوم سكن العمال بالبستان .</w:t>
       </w:r>
     </w:p>
     <w:p>
@@ -528,7 +528,7 @@
           <w:b w:val="0"/>
           <w:i w:val="0"/>
         </w:rPr>
-        <w:t>م 2013 ريمسيد رهش لالخ ناتسبلا ةلامعل ىفاضأ تقو لدب</w:t>
+        <w:t>بدل وقت أضافى لعمالة البستان خلال شهر ديسمير 2013 م</w:t>
       </w:r>
     </w:p>
     <w:p>
@@ -541,7 +541,7 @@
           <w:b w:val="0"/>
           <w:i w:val="0"/>
         </w:rPr>
-        <w:t>. 01474,/1115.01353ف ناتسبلا ةرايسل نجاودلا تايرتشم بودنم ديب رايغ عطق</w:t>
+        <w:t>قطع غيار بيد مندوب مشتريات الدواجن لسيارة البستان ف/1115.01353,01474 .</w:t>
       </w:r>
     </w:p>
     <w:p>
@@ -554,9 +554,9 @@
           <w:b w:val="0"/>
           <w:i w:val="0"/>
         </w:rPr>
-        <w:t>/06718:2552:25905:09ف نجاودلا بودنم ديب لامعلا نكس ةكابس موزل ةيحص تاودأ ءارش</w:t>
-        <w:br/>
-        <w:t>. قفرملاك لامعلا نكس ديدجتو ميمرتل تنمسأو (كولي) بوط ءارش</w:t>
+        <w:t>شراء أدوات صحية لزوم سباكة سكن العمال بيد مندوب الدواجن ف/06718:2552:25905:09</w:t>
+        <w:br/>
+        <w:t>شراء طوب (يلوك) وأسمنت لترميم وتجديد سكن العمال كالمرفق .</w:t>
       </w:r>
     </w:p>
     <w:p>
@@ -582,7 +582,7 @@
           <w:b w:val="0"/>
           <w:i w:val="0"/>
         </w:rPr>
-        <w:t>. م 2013 ربمسيد رهش لالخ نارهظلا رمم ةطحمربع لورتب نم ناتسبلا تاقورحم</w:t>
+        <w:t>محروقات البستان من بترول عبرمحطة ممر الظهران خلال شهر ديسمبر 2013 م .</w:t>
       </w:r>
     </w:p>
     <w:p>
@@ -595,7 +595,7 @@
           <w:b w:val="0"/>
           <w:i w:val="0"/>
         </w:rPr>
-        <w:t>. /07058:00704ف ناتسبلل بأ كيلا ‏(Liga)‎ ةرايسلل رايغ عطقو فيكم راطأ ءارش</w:t>
+        <w:t>شراء أطار مكيف وقطع غيار للسيارة ‎(Liga)‏ اليك أب للبستان ف/07058:00704 .</w:t>
       </w:r>
     </w:p>
     <w:p>
@@ -621,7 +621,7 @@
           <w:b w:val="0"/>
           <w:i w:val="0"/>
         </w:rPr>
-        <w:t>. /14281ق لامعلا نكسل تنمسأ ءارش</w:t>
+        <w:t>شراء أسمنت لسكن العمال ق/14281 .</w:t>
       </w:r>
     </w:p>
     <w:p>
@@ -634,15 +634,15 @@
           <w:b w:val="0"/>
           <w:i w:val="0"/>
         </w:rPr>
-        <w:t>. مربملا قافتألا بسح ناتسبلل لامعلا نكسو تامامح ميمرت نشب</w:t>
+        <w:t>بشن ترميم حمامات وسكن العمال للبستان حسب الأتفاق المبرم .</w:t>
         <w:br/>
         <w:t>مواد بناء أشتريت بيد مندوب مشتريات الدواجن ف/34268.1527 .</w:t>
         <w:br/>
-        <w:t>.م 2014 رياني رهش نع ناتسبلا لامع روجأو بتاور</w:t>
+        <w:t>رواتب وأجور عمال البستان عن شهر يناير 2014 م.</w:t>
         <w:br/>
         <w:t>أدوات كهربائية وقطع غيار للبستان وفقا للفواتير المرفقة .</w:t>
         <w:br/>
-        <w:t>2014 رياني رهش لالخ نجاودلا رايغ عطق نم ناتسيلا تابوحسم</w:t>
+        <w:t>مسحوبات اليستان من قطع غيار الدواجن خلال شهر يناير 2014</w:t>
       </w:r>
     </w:p>
     <w:p>
@@ -687,7 +687,7 @@
         </w:rPr>
         <w:t>‎JANUARY ,2014‏</w:t>
         <w:br/>
-        <w:t>| __تفورصم | _تادربا نايبلا</w:t>
+        <w:t>البيان ابردات_ | مصروفت__ |</w:t>
         <w:br/>
         <w:t>‎Details‏ 0</w:t>
       </w:r>
@@ -715,7 +715,7 @@
           <w:b w:val="0"/>
           <w:i w:val="0"/>
         </w:rPr>
-        <w:t>92013 ربمسيد رهش نع رمع راشي/د مانغألا ىراشتسأ بتأر 9029 25.12.2013‏</w:t>
+        <w:t>‏25.12.2013 9029 رأتب أستشارى الأغنام د/يشار عمر عن شهر ديسمبر 92013</w:t>
       </w:r>
     </w:p>
     <w:p>
@@ -728,7 +728,7 @@
           <w:b w:val="0"/>
           <w:i w:val="0"/>
         </w:rPr>
-        <w:t>0698** ةروتاف مانغألل ةيودأ ءارش 9112 02.01.2014‏</w:t>
+        <w:t>‏02.01.2014 9112 شراء أدوية للأغنام فاتورة **0698</w:t>
       </w:r>
     </w:p>
     <w:p>
@@ -741,7 +741,7 @@
           <w:b w:val="0"/>
           <w:i w:val="0"/>
         </w:rPr>
-        <w:t>. ناتسبلا ةلامعل .م 2013 ربمسيد رهش لالخ ىفاضأ تقو لدبأ 4 04.01.2014‏</w:t>
+        <w:t>‏04.01.2014 4 أبدل وقت أضافى خلال شهر ديسمبر 2013 م. لعمالة البستان .</w:t>
       </w:r>
     </w:p>
     <w:p>
@@ -754,7 +754,7 @@
           <w:b w:val="0"/>
           <w:i w:val="0"/>
         </w:rPr>
-        <w:t>. قفرملا ريرفتلا بسح نالزغلاو لامجلاو مانغألل ميسرب اليرت ءارشأ 0 08.01.2014‏</w:t>
+        <w:t>‏08.01.2014 0 أشراء تريلا برسيم للأغنام والجمال والغزلان حسب التفرير المرفق .</w:t>
         <w:br/>
         <w:t>08.01.2014 1 أشراء “دد(1) طن شعير من الدواجن ف/2021 .</w:t>
       </w:r>
@@ -769,9 +769,9 @@
           <w:b w:val="0"/>
           <w:i w:val="0"/>
         </w:rPr>
-        <w:t>.م2013ربمسيد لالخ نارهظلا رمم ةطحم ربع لزيد نم مانغألا عورشم تاقورحمأ 5 11.01.2014‏</w:t>
-        <w:br/>
-        <w:t>-0397 ةروتافلا بسح بيبط روجأو لامجلل ةيودأ ءارش 9206 11.01.2014</w:t>
+        <w:t>‏11.01.2014 5 أمحروقات مشروع الأغنام من ديزل عبر محطة ممر الظهران خلال ديسمبر2013م.</w:t>
+        <w:br/>
+        <w:t>11.01.2014 9206 شراء أدوية للجمال وأجور طبيب حسب الفاتورة -0397</w:t>
       </w:r>
     </w:p>
     <w:p>
@@ -784,11 +784,11 @@
           <w:b w:val="0"/>
           <w:i w:val="0"/>
         </w:rPr>
-        <w:t>.م 1/2014”نينكلاو هللاربج ةداسلل ةيعامتجألا تانيمأتلا ىف مانغألا عورشم ةصحأ ‏12.01.2014 | 023700#Jv‎</w:t>
-        <w:br/>
-        <w:t>. ىدعاصلا ربع دمحم هللاربج ديسلل ةمقألا ديدجتل ىبطلا صحفلا موسر 9240 45.01.2014</w:t>
-        <w:br/>
-        <w:t>0078***ةروتافلا بسح مانغألل بصق ‏18.01.2014 9266 pad oh‎</w:t>
+        <w:t>‎Jv#023700 | 12.01.2014‏ أحصة مشروع الأغنام فى التأمينات الأجتماعية للسادة جبرالله والكنين”1/2014 م.</w:t>
+        <w:br/>
+        <w:t>45.01.2014 9240 رسوم الفحص الطبى لتجديد الأقمة للسيد جبرالله محمد عبر الصاعدى .</w:t>
+        <w:br/>
+        <w:t>‎oh pad 9266 18.01.2014‏ قصب للأغنام حسب الفاتورة***0078</w:t>
       </w:r>
     </w:p>
     <w:p>
@@ -814,9 +814,9 @@
           <w:b w:val="0"/>
           <w:i w:val="0"/>
         </w:rPr>
-        <w:t>. دمحم ىسوم نينكلا ديسلل ىدعاصلا فصوتسم ربع ةيبط تافورصم 9270 19.01.2014‏</w:t>
-        <w:br/>
-        <w:t>. لوبمش دمحم هللاربج ديسلا ةماقأ ديدجت موسر 9290 20.01.2014</w:t>
+        <w:t>‏19.01.2014 9270 مصروفات طبية عبر مستوصف الصاعدى للسيد الكنين موسى محمد .</w:t>
+        <w:br/>
+        <w:t>20.01.2014 9290 رسوم تجديد أقامة السيد جبرالله محمد شمبول .</w:t>
       </w:r>
     </w:p>
     <w:p>
@@ -831,7 +831,7 @@
         </w:rPr>
         <w:t>‎O/R.-45624 | 21.01.2014‏ أمتحصلات عن مبيعات نقدية لعدد(11) خروف حرى ف/8:244:245 247 .</w:t>
         <w:br/>
-        <w:t>. /0302ف مانغألل ةيودأ ءارشأ 7 23.01.2014</w:t>
+        <w:t>23.01.2014 7 أشراء أدوية للأغنام ف/0302 .</w:t>
       </w:r>
     </w:p>
     <w:p>
@@ -857,7 +857,7 @@
           <w:b w:val="0"/>
           <w:i w:val="0"/>
         </w:rPr>
-        <w:t>. م 2014 رياني رهش نع مانغألا عورشم روجأو بتاورأ 4 29.01.2014‏</w:t>
+        <w:t>‏29.01.2014 4 أرواتب وأجور مشروع الأغنام عن شهر يناير 2014 م .</w:t>
       </w:r>
     </w:p>
     <w:p>
@@ -870,7 +870,7 @@
           <w:b w:val="0"/>
           <w:i w:val="0"/>
         </w:rPr>
-        <w:t>. م 2014 رياني رهش لالخ نجاودلا رايغ عطق نم مانغألا عورشم تابوحسمأ 100253 | 4‏</w:t>
+        <w:t>‏4 | 100253 أمسحوبات مشروع الأغنام من قطع غيار الدواجن خلال شهر يناير 2014 م .</w:t>
       </w:r>
     </w:p>
     <w:p>
@@ -999,7 +999,7 @@
           <w:b w:val="0"/>
           <w:i w:val="0"/>
         </w:rPr>
-        <w:t>‏١‎ :ةحفصلا نجاودلا ةعرزم ةطساوب ‏٠١١‎ ؛رياربف رهش نع ةيناويجلاو ةيعارزلا ةماسا ةكرش ىلع فرصنملا تتح</w:t>
+        <w:t>حتت المنصرف على شركة اسامة الزراعية والجيوانية عن شهر فبراير؛ ‎٠١١‏ بواسطة مزرعة الدواجن الصفحة: ‎١‏</w:t>
       </w:r>
     </w:p>
     <w:p>
@@ -1089,11 +1089,11 @@
           <w:b w:val="0"/>
           <w:i w:val="0"/>
         </w:rPr>
-        <w:t>ةدودحملا نجاودلل ةمطاق يدآو ةعرزم ةكرش</w:t>
+        <w:t>شركة مزرعة وآدي قاطمة للدواجن المحدودة</w:t>
         <w:br/>
         <w:t>شركة ذات ‎Al gine‏ محدودة</w:t>
         <w:br/>
-        <w:t>يدوعس لاير ‏؟.2.6,٠٠0..6٠0 عوفدملا لاملا سأر</w:t>
+        <w:t>رأس المال المدفوع ٠٠0..6٠0,.2.6؟‏ ريال سعودي</w:t>
         <w:br/>
         <w:t>سرت : ‎Eee AVA‏</w:t>
         <w:br/>
@@ -1112,7 +1112,7 @@
         </w:rPr>
         <w:t>التاريخ :1435/05/11 ه</w:t>
         <w:br/>
-        <w:t>م 2014/03/12 : قفاوملا</w:t>
+        <w:t>الموافق : 2014/03/12 م</w:t>
       </w:r>
     </w:p>
     <w:p>
@@ -1127,7 +1127,7 @@
         </w:rPr>
         <w:t>سعادة الشيخ رأ سا مة أحمد زينى .</w:t>
         <w:br/>
-        <w:t>1 رسسقوملا</w:t>
+        <w:t>الموقسسر 1</w:t>
         <w:br/>
         <w:t>تحية طيبسة ‎c poe y‏</w:t>
         <w:br/>
@@ -1139,9 +1139,9 @@
         <w:br/>
         <w:t>وستة وستون هلله لاغير مع المستندات الأصلية .</w:t>
         <w:br/>
-        <w:t>ديدستلل انباسحل كيش رادصأل ةيلاملا ةرادإلا ديمعتب مركتلا وجرن</w:t>
-        <w:br/>
-        <w:t>.ةعرزملل ةيرهشلا تفورسصملا ةضاعتسأو .</w:t>
+        <w:t>نرجو التكرم بتعميد الإدارة المالية لأصدار شيك لحسابنا للتسديد</w:t>
+        <w:br/>
+        <w:t>. وأستعاضة المصسروفت الشهرية للمزرعة.</w:t>
       </w:r>
     </w:p>
     <w:p>
@@ -1167,11 +1167,11 @@
           <w:b w:val="0"/>
           <w:i w:val="0"/>
         </w:rPr>
-        <w:t>‎ب.صض . ةعرزملا‏ 1 7١54 - ‎مومجلا‏ 7١117١ - ‎فضتاه‏ , EY OMEVA - YY OMEVA 5 (+) ٠١575 - ‎سكاف‏ + 554١5١8 ‎؟‏ (A) THAAD</w:t>
+        <w:t>THAAD (A) ‏؟‎ 554١5١8 + ‏فاكس‎ - ٠١575 (+) 5 OMEVA YY - OMEVA EY , ‏هاتضف‎ - 7١117١ ‏الجموم‎ - 7١54 1 ‏المزرعة . ضص.ب‎</w:t>
         <w:br/>
         <w:t>Farm - P.O. Box : 269 - Al-Jumoom 21926 - Tel. : 00966 (0) 2 5941907 / 5941923 - Fax: 00966 (0) 2 5941915</w:t>
         <w:br/>
-        <w:t>www.wadifatimahpoultry.com : Website - ‎يتورتكلا ديري‏ + info@wadifatimahpoultry.com : E-mail</w:t>
+        <w:t>E-mail : info@wadifatimahpoultry.com + ‏يريد الكتروتي‎ - Website : www.wadifatimahpoultry.com</w:t>
       </w:r>
     </w:p>
     <w:p>
@@ -1252,13 +1252,13 @@
         <w:br/>
         <w:t>-@ yLOZ'Z0'be BEIG ND irre (reer OF ees ery MeO? (Rare et Care ‏لو‎  PLOS 9 -|00'9er</w:t>
         <w:br/>
-        <w:t>006 * EDLY ‎معجم‏ of pet ‎يحسم ختم‏ Sym ‎جن ينك‏ + 2196 210250 LL“</w:t>
+        <w:t>“LL 210250 2196 + ‏كني نج‎ Sym ‏متخ مسحي‎ pet of ‏مجعم‎ EDLY * 006</w:t>
         <w:br/>
         <w:t>“OL 2102:20:91 | EPZPZO- AL | ‏كسم‎ Fyre See pry re ‏رسج نس‎ ret eT we eee * -100°00S'Z</w:t>
         <w:br/>
         <w:t>“6 PLOT ZO'SL | OPZTPZOHAL- [rere re inone ‏و‎ Ine inte sty pet ity oO ot ET PLZ ?° 00°82</w:t>
         <w:br/>
-        <w:t>0000 * jee ID gry ‎كف سبا يحب مهم‏ ere ‎سو‏ Conte ‎تف‏ Pye ‎جم‏ rere = 2/956 ‎لا‏ 210660: -8</w:t>
+        <w:t>-8 210660: ‏ال‎ 2/956 = rere ‏مج‎ Pye ‏فت‎ Conte ‏وس‎ ere ‏مهم بحي ابس فك‎ gry ID jee * 0000</w:t>
         <w:br/>
         <w:t>aL 2106:20:91 2956 &gt; fees ‏جتن بجي وم بكم‎ pte a ‏كج‎ wor oe 0 10005</w:t>
         <w:br/>
@@ -1341,7 +1341,7 @@
           <w:b w:val="0"/>
           <w:i w:val="0"/>
         </w:rPr>
-        <w:t>‎CM‏ مسبم ‎ee‏ ري إن</w:t>
+        <w:t>نإ ير ‏ee‎ مبسم ‏CM‎</w:t>
       </w:r>
     </w:p>
     <w:p>
@@ -1414,7 +1414,7 @@
           <w:b w:val="0"/>
           <w:i w:val="0"/>
         </w:rPr>
-        <w:t>4 :ةحفصلا نجاودلا ةعرزم ةطساوب ‏٠١١‎ 4سرام رهش نع ةيناويحلاو ةيعارزلا ةماسا ةكرش ىلع فرصنملا :ديقلا نايب</w:t>
+        <w:t>بيان القيد: المنصرف على شركة اسامة الزراعية والحيوانية عن شهر مارس4 ‎٠١١‏ بواسطة مزرعة الدواجن الصفحة: 4</w:t>
       </w:r>
     </w:p>
     <w:p>
@@ -1465,11 +1465,11 @@
           <w:b w:val="0"/>
           <w:i w:val="0"/>
         </w:rPr>
-        <w:t>ةدودحملا نجاودلل ‏dolals‎ يداو ةعرزم ةكرش</w:t>
+        <w:t>شركة مزرعة وادي ‎dolals‏ للدواجن المحدودة</w:t>
         <w:br/>
         <w:t>شركة ذات مسئولية محدودة</w:t>
         <w:br/>
-        <w:t>يدوعس لاير ‏es ee TE‎ عوفدملا لاملا سأر</w:t>
+        <w:t>رأس المال المدفوع ‎TE ee es‏ ريال سعودي</w:t>
         <w:br/>
         <w:t>سرت : ‎bee AN‏</w:t>
         <w:br/>
@@ -1488,7 +1488,7 @@
         </w:rPr>
         <w:t>التاريخ : 1435/06/13 ه</w:t>
         <w:br/>
-        <w:t>م 2014/04/13 : قفاوملا</w:t>
+        <w:t>الموافق : 2014/04/13 م</w:t>
       </w:r>
     </w:p>
     <w:p>
@@ -1537,7 +1537,7 @@
           <w:b w:val="0"/>
           <w:i w:val="0"/>
         </w:rPr>
-        <w:t>ديدستتلل انباسحل كيسش راد. صأل ةيلاملا ةرادإلا ديمعتب مركتلا وجرن</w:t>
+        <w:t>نرجو التكرم بتعميد الإدارة المالية لأص .دار شسيك لحسابنا للتتسديد</w:t>
       </w:r>
     </w:p>
     <w:p>
@@ -1550,7 +1550,7 @@
           <w:b w:val="0"/>
           <w:i w:val="0"/>
         </w:rPr>
-        <w:t>.ةع رزملل ةيرهشلا تافورصملا ةحضاعتسأو</w:t>
+        <w:t>وأستعاضحة المصروفات الشهرية للمزر عة.</w:t>
       </w:r>
     </w:p>
     <w:p>
@@ -1589,11 +1589,11 @@
           <w:b w:val="0"/>
           <w:i w:val="0"/>
         </w:rPr>
-        <w:t>‎باص ةاعرزملا‏ YUV ‎مومجلا-‏ 5١555 - ‎فتاه‏ , 1١515-86911900 ‎؟ هؤؤ‏ (sy</w:t>
+        <w:t>sy) ‏ؤؤه ؟‎ 1١515-86911900 , ‏هاتف‎ - 5١555 ‏-الجموم‎ YUV ‏المزرعاة صاب‎</w:t>
         <w:br/>
         <w:t>Farm - P.O. Box : 269 - Al-Jumoom rove. Tel. : 00966 (0) 2 5941907 / 5941923 - Fax: 00966 (0) 2 5941915</w:t>
         <w:br/>
-        <w:t>wadifatimahpoultry.com www. : Website - ‎يئورتكلا ديري‏ : info@wadifatimahpoultry.com : E-mail</w:t>
+        <w:t>E-mail : info@wadifatimahpoultry.com : ‏يريد الكتروئي‎ - Website : www. wadifatimahpoultry.com</w:t>
       </w:r>
     </w:p>
     <w:p>
@@ -1813,7 +1813,7 @@
           <w:b w:val="0"/>
           <w:i w:val="0"/>
         </w:rPr>
-        <w:t>*&amp; PLOT HO I SK ITED FT ?GE HO Rae] ‎وللا‏ emer‎</w:t>
+        <w:t>‎emer ‏اللو‎ [Rae HO GE? FT ITED SK I HO PLOT &amp;*</w:t>
         <w:br/>
         <w:t>CO EEO ey ‏لي سيب‎ pare oO PH ‏مس‎ PLOT 9 7</w:t>
       </w:r>
@@ -1940,7 +1940,7 @@
           <w:b w:val="0"/>
           <w:i w:val="0"/>
         </w:rPr>
-        <w:t>‎لاا‏ OH Pe oP ot Ae ae pen CoS‎</w:t>
+        <w:t>‎CoS pen ae Ae ot oP Pe OH ‏اال‎</w:t>
       </w:r>
     </w:p>
     <w:p>
@@ -2007,7 +2007,7 @@
           <w:b w:val="0"/>
           <w:i w:val="0"/>
         </w:rPr>
-        <w:t>ما :202:50 ‏&lt; LLOOL‎</w:t>
+        <w:t>‎LLOOL &gt;‏ :202:50 ام</w:t>
         <w:br/>
         <w:t>‎el PLOZE0'z 95666 -‏</w:t>
         <w:br/>
@@ -2114,11 +2114,11 @@
         <w:br/>
         <w:t>1 “Ss yL0c'€0'80 CBhPZOH AL &lt;r ‏جوع‎ ints Fst ‏ف‎ rene oO me ‏اطع و-ج وزلع‎ «0/96 HY" ‏كاك‎</w:t>
         <w:br/>
-        <w:t>‎ف ذه معو يا م0091‏ LOZ ‎مسير مسيو رم سمول زب‏ iret artes LP ZZL6 202000 1‎</w:t>
-        <w:br/>
-        <w:t>!100:05 ” ‎سوسو جس‏ SoCs Ferry PEE ‎لمع بح‏ SPS re yen Sem ‎ع 20000 6[ 26 ع | جم‏</w:t>
-        <w:br/>
-        <w:t>@8e°00|2 ”Ie ?os ary Peary EE ‎مع يو‏ gy AD ‎جسوم‏ Sem ‎نانا ارسل 81/6 اع جم‏ 6 1</w:t>
+        <w:t>‎1 202000 ZZL6 LP artes iret ‏بز لومس مر ويسم ريسم‎ LOZ ‏0091م اي وعم هذ ف‎</w:t>
+        <w:br/>
+        <w:t>‏مج | ع 26 ]6 20000 ع‎ Sem yen re SPS ‏حب عمل‎ PEE Ferry SoCs ‏سج وسوس‎ ” 100:05!</w:t>
+        <w:br/>
+        <w:t>1 6 ‏مج عا 81/6 لسرا انان‎ Sem ‏موسج‎ AD gy ‏وي عم‎ EE Peary ary os? Ie” 2|00°@8e</w:t>
         <w:br/>
         <w:t>5 ‏ل‎ 02200 2541 2 [AO CED ee ‏سوسم‎ IT KP ‏؟2102 تي ني‎ 00086</w:t>
         <w:br/>
@@ -2216,7 +2216,7 @@
           <w:b w:val="0"/>
           <w:i w:val="0"/>
         </w:rPr>
-        <w:t>‏١‎ :ةحفصلا نجاودلا ةعرزم ‏٠١١ git Adal‎ 7ربوتكا رهش نع ةيناويحلاو ةيعارزلا ةماسا ةكرش ىلع فرصنملا :ديقلا نيب</w:t>
+        <w:t>بين القيد: المنصرف على شركة اسامة الزراعية والحيوانية عن شهر اكتوبر7 ‎Adal git ٠١١‏ مزرعة الدواجن الصفحة: ‎١‏</w:t>
       </w:r>
     </w:p>
     <w:p>
@@ -2244,7 +2244,7 @@
         </w:rPr>
         <w:t>1" "يمه ‎VW At‏ 0000 المنصرف على شركة اسامة الزراعية</w:t>
         <w:br/>
-        <w:t>ةيعارزلا ةماسا ةكرش ىلع فرصنملا ةمطاف يداو ةعرزم ةكرشأ ‏١‎ هوما</w:t>
+        <w:t>اموه ‎١‏ أشركة مزرعة وادي فاطمة المنصرف على شركة اسامة الزراعية</w:t>
       </w:r>
     </w:p>
     <w:p>
@@ -2280,11 +2280,11 @@
           <w:b w:val="0"/>
           <w:i w:val="0"/>
         </w:rPr>
-        <w:t>ةدودحملا نجاودلل ةمطاق ‏de aly‎ 550 ةكرش</w:t>
+        <w:t>شركة 550 ‎aly de‏ قاطمة للدواجن المحدودة</w:t>
         <w:br/>
         <w:t>شركة ذات مسئولية محدودة</w:t>
         <w:br/>
-        <w:t>يدوعس لاير ‏eee ,PO‎ عوفدملا لاملا سأر</w:t>
+        <w:t>رأس المال المدفوع ‎PO, eee‏ ريال سعودي</w:t>
         <w:br/>
         <w:t>‎bee ANA) cig‏</w:t>
         <w:br/>
@@ -2303,7 +2303,7 @@
         </w:rPr>
         <w:t>التاريخ : 1435/01/06 ه</w:t>
         <w:br/>
-        <w:t>م 2013/11/09 : قفاوملا</w:t>
+        <w:t>الموافق : 2013/11/09 م</w:t>
       </w:r>
     </w:p>
     <w:p>
@@ -2358,9 +2358,9 @@
         <w:br/>
         <w:t>ريالا لاغير وفقا لفواتير المبيعات وايصالات النقدية المرفقة وعليه.</w:t>
         <w:br/>
-        <w:t>ديدستلل انباسحل كيش رادصأت ةيلاملا ةرادإلا ديمعتب مركتلا وجرن</w:t>
-        <w:br/>
-        <w:t>)أ .ةعرزمللةيرهشلا تافورسصملا ةضاعتسأو</w:t>
+        <w:t>نرجو التكرم بتعميد الإدارة المالية تأصدار شيك لحسابنا للتسديد</w:t>
+        <w:br/>
+        <w:t>وأستعاضة المصسروفات الشهريةللمزرعة. أ(</w:t>
       </w:r>
     </w:p>
     <w:p>
@@ -2418,11 +2418,11 @@
         </w:rPr>
         <w:t>‏لقفلنشنقنن سس ب ب سس بحب ببس بببببجه بي يجيه اااي ‎TT MM‏</w:t>
         <w:br/>
-        <w:t>‏093535:(١)؟ ‏هذ؟4؛ا!١9 , سكاف - ‏٠.١5‎ )1( ؟ ‏YY OMENS‎ — هثكؤ]98ا فتاه 5 مومجلا - 555 :0 ب.ص +, ةعرزملا</w:t>
+        <w:t>المزرعة ,+ ص.ب :0 555 - الجموم 5 هاتف ا98[ؤكثه — ‎OMENS YY‏ ؟ )1( ‎٠.١5‏ - فاكس , ١9!ا؛4؟ذه‏ ؟(١)093535:‏</w:t>
         <w:br/>
         <w:t>‎Farm - P.O. Box : 269 - Al-Jumoom 21926 - Tel. : 6 (0) 2 5941907 / 5941923 - Fax: 00966 (0) 2 5941915‏</w:t>
         <w:br/>
-        <w:t>‏info@wadifatimahpoultry.com : E-mail‎ +: ينورتكلا ديرب - ‏www.wadifatimahpoultry.com : Website‎</w:t>
+        <w:t>‎Website : www.wadifatimahpoultry.com‏ - بريد الكتروني :+ ‎E-mail : info@wadifatimahpoultry.com‏</w:t>
       </w:r>
     </w:p>
     <w:p>
@@ -2537,7 +2537,7 @@
         <w:br/>
         <w:t>Sh HS eH ELOZ? 21022 020</w:t>
         <w:br/>
-        <w:t>‎لا‏ GSWHY SANIVZ WavV4 LNNODDV - 130295 ~ ‎اد معد‏ (”seme oy ell</w:t>
+        <w:t>ell oy seme”) ‏دعم دا‎ ~ 130295 - LNNODDV WavV4 SANIVZ GSWHY ‏ال‎</w:t>
       </w:r>
     </w:p>
     <w:p>
@@ -2627,7 +2627,7 @@
           <w:b w:val="0"/>
           <w:i w:val="0"/>
         </w:rPr>
-        <w:t>”CLOTS iH ‎معو بيم رجم‏ A ‎سيصعو عيا كو يشل‏ tage frrre ~ | 95200 | LE ELOZOL</w:t>
+        <w:t>ELOZOL LE | 95200 | ~ frrre tage ‏لشي وك ايع وعصيس‎ A ‏مجر ميب وعم‎ iH CLOTS”</w:t>
         <w:br/>
         <w:t>‏:لم627( ]0 | 102:01'82؟‎ - |rreom en oO ‏(ج)عى مدت‎ FHT ‏وم‎ Foree(Z) ‏رحب وجي‎ PO”</w:t>
         <w:br/>
@@ -2702,7 +2702,7 @@
           <w:b w:val="0"/>
           <w:i w:val="0"/>
         </w:rPr>
-        <w:t>* ‎ص6/ ط9 ]ب‏ Rare) F3 rer ory ‎معا‏ fe ret eee ye pet 2218 SO'01'b0z€</w:t>
+        <w:t>€b0z'01'SO 2218 pet ye eee ret fe ‏اعم‎ ory rer F3 (Rare ‏ب[ 9ط 6/ص‎ *</w:t>
       </w:r>
     </w:p>
     <w:p>
@@ -2846,7 +2846,7 @@
           <w:b w:val="0"/>
           <w:i w:val="0"/>
         </w:rPr>
-        <w:t>0 :ةحفصلا نجاودلا ةعرزم ةطسوب ‏٠١1١7‎ ربمسيد رهش نع ةيناويحلاو ةيعارزلا ىنيز ةماسا ةكرش ىلع فرصنملا :ديقلا نايب</w:t>
+        <w:t>بيان القيد: المنصرف على شركة اسامة زينى الزراعية والحيوانية عن شهر ديسمبر ‎٠١1١7‏ بوسطة مزرعة الدواجن الصفحة: 0</w:t>
       </w:r>
     </w:p>
     <w:p>
@@ -2910,11 +2910,11 @@
           <w:b w:val="0"/>
           <w:i w:val="0"/>
         </w:rPr>
-        <w:t>ةدودحملا نجاودلل ةمطاق يدأو ةعرزم ةكرش</w:t>
+        <w:t>شركة مزرعة وأدي قاطمة للدواجن المحدودة</w:t>
         <w:br/>
         <w:t>شركة ذات مسنولية محدودة</w:t>
         <w:br/>
-        <w:t>يدوعس لاير ‏ee eye ee VO‎ عوفدملا لاملا سأر</w:t>
+        <w:t>رأس المال المدفوع ‎VO ee eye ee‏ ريال سعودي</w:t>
         <w:br/>
         <w:t>سرت ‎Behe ANG‏</w:t>
         <w:br/>
@@ -2933,7 +2933,7 @@
         </w:rPr>
         <w:t>التاريخ :1435/03/11 ه</w:t>
         <w:br/>
-        <w:t>م 2014/01/12 : قفاوملا</w:t>
+        <w:t>الموافق : 2014/01/12 م</w:t>
       </w:r>
     </w:p>
     <w:p>
@@ -2946,7 +2946,7 @@
           <w:b w:val="0"/>
           <w:i w:val="0"/>
         </w:rPr>
-        <w:t>. ىنيز دمحأ ةم اسأ م خسيشلا ةداعس</w:t>
+        <w:t>سعادة الشيسخ م أسا مة أحمد زينى .</w:t>
       </w:r>
     </w:p>
     <w:p>
@@ -2959,7 +2959,7 @@
           <w:b w:val="0"/>
           <w:i w:val="0"/>
         </w:rPr>
-        <w:t>م رققوملا</w:t>
+        <w:t>الموققر م</w:t>
         <w:br/>
         <w:t>تحية طيبة وبعد: -</w:t>
       </w:r>
@@ -2982,7 +2982,7 @@
         <w:br/>
         <w:t>وتسعة وثمانون هلله لاغير مع المستندات الأصلية وكذا المتحمصلات</w:t>
         <w:br/>
-        <w:t>رشعةسمخ )15000( غلبمب ةريبكلا مانغألا نم (15)ددع ‏Sloe‎ نع ةيدقتلا</w:t>
+        <w:t>التقدية عن ‎Sloe‏ عدد(15) من الأغنام الكبيرة بمبلغ )15000( خمسةعشر</w:t>
         <w:br/>
         <w:t>الف ريالا لاغير وفقا لفواتير المبيعات وايصالات النقدية المرفقة وعليه</w:t>
       </w:r>
@@ -2997,9 +2997,9 @@
           <w:b w:val="0"/>
           <w:i w:val="0"/>
         </w:rPr>
-        <w:t>ديدستلل انباسحل كيش رادصأل ةيلاملا ةرادإلا ديمعتب مركتلا وجرن</w:t>
-        <w:br/>
-        <w:t>‏fa‎ . ةعرزملل ةيرهشلا تافورسصملا ةضاعتسأو</w:t>
+        <w:t>نرجو التكرم بتعميد الإدارة المالية لأصدار شيك لحسابنا للتسديد</w:t>
+        <w:br/>
+        <w:t>وأستعاضة المصسروفات الشهرية للمزرعة . ‎fa‏</w:t>
       </w:r>
     </w:p>
     <w:p>
@@ -3038,7 +3038,7 @@
           <w:b w:val="0"/>
           <w:i w:val="0"/>
         </w:rPr>
-        <w:t>‎حوسجلا - 354 + ب.ص 1 ةعرزملا‏ -39195171 ELAS OM = OMELET ‎؟‏ (+) ATT - ‎سكاف‏ , 19١8 ‎هذ4‏ ” )0( ٠50955</w:t>
+        <w:t>٠50955 )0( ” ‏4ذه‎ 19١8 , ‏فاكس‎ - ATT (+) ‏؟‎ OMELET = OM ELAS -39195171 ‏المزرعة 1 ص.ب + 354 - الجسوح‎</w:t>
         <w:br/>
         <w:t>Farm - P.O. Box : 269 - Al-Jumoom 21926 - Tel. : 00966 (0) 2 5941907/5941923 - Fax: 00966 )0( 5941915</w:t>
       </w:r>
@@ -3053,7 +3053,7 @@
           <w:b w:val="0"/>
           <w:i w:val="0"/>
         </w:rPr>
-        <w:t>www.wadifatimahpoultry.com : Website - ‎د ينورتكلا ديرب‏ info@wadifatimahpoultry.com : E-mail</w:t>
+        <w:t>E-mail : info@wadifatimahpoultry.com ‏بريد الكتروني د‎ - Website : www.wadifatimahpoultry.com</w:t>
       </w:r>
     </w:p>
     <w:p>
@@ -3068,7 +3068,7 @@
         </w:rPr>
         <w:t>[صفحة 3 - OCR]</w:t>
         <w:br/>
-        <w:t>يا اي يت ‏AK GP‎ تح كيلا سعدت ‏"!CLO‎</w:t>
+        <w:t>‎CLO!"‏ تدعس اليك حت ‎GP AK‏ تي يا اي</w:t>
         <w:br/>
         <w:t>ركسم ‎cert‏ يسيم ‎ate pein ST‏ سحم سس كسس ني ‎vet am at,‏</w:t>
         <w:br/>
@@ -3597,7 +3597,7 @@
         <w:br/>
         <w:t>-9 ELOT CL OL | SESSPHY/O- Jerson a? ‏حضتت‎ retry Rome ‏وجو‎ ste(SL) © OOOL 6“</w:t>
         <w:br/>
-        <w:t>* ‎مسيو‏ er Rare] ‎مرسل يل‏ cry Fim rae ‎بصك‏ [| = 0988 !206210 sG—</w:t>
+        <w:t>—sG 206210! 0988 = |] ‏كصب‎ rae Fim cry ‏لي لسرم‎ [Rare er ‏ويسم‎ *</w:t>
         <w:br/>
         <w:t>“P 5106:51:60 | SLZEZOHAC~ [ery sy ‏سيت‎ (Rare Whore tty TAO of? ee ‏رصي ببس‎ eT”</w:t>
         <w:br/>
